--- a/MyJavaNotes.docx
+++ b/MyJavaNotes.docx
@@ -145,6 +145,94 @@
                     <a:xfrm>
                       <a:off x="0" y="0"/>
                       <a:ext cx="5372100" cy="2057400"/>
+                    </a:xfrm>
+                    <a:prstGeom prst="rect">
+                      <a:avLst/>
+                    </a:prstGeom>
+                  </pic:spPr>
+                </pic:pic>
+              </a:graphicData>
+            </a:graphic>
+          </wp:inline>
+        </w:drawing>
+      </w:r>
+    </w:p>
+    <w:p>
+      <w:pPr>
+        <w:rPr>
+          <w:lang w:val="en-US"/>
+        </w:rPr>
+      </w:pPr>
+      <w:r>
+        <w:rPr>
+          <w:noProof/>
+        </w:rPr>
+        <w:lastRenderedPageBreak/>
+        <w:drawing>
+          <wp:inline distT="0" distB="0" distL="0" distR="0" wp14:anchorId="027EABF7" wp14:editId="5097D8C1">
+            <wp:extent cx="3333750" cy="3476625"/>
+            <wp:effectExtent l="0" t="0" r="0" b="9525"/>
+            <wp:docPr id="4" name="Picture 4"/>
+            <wp:cNvGraphicFramePr>
+              <a:graphicFrameLocks xmlns:a="http://schemas.openxmlformats.org/drawingml/2006/main" noChangeAspect="1"/>
+            </wp:cNvGraphicFramePr>
+            <a:graphic xmlns:a="http://schemas.openxmlformats.org/drawingml/2006/main">
+              <a:graphicData uri="http://schemas.openxmlformats.org/drawingml/2006/picture">
+                <pic:pic xmlns:pic="http://schemas.openxmlformats.org/drawingml/2006/picture">
+                  <pic:nvPicPr>
+                    <pic:cNvPr id="1" name=""/>
+                    <pic:cNvPicPr/>
+                  </pic:nvPicPr>
+                  <pic:blipFill>
+                    <a:blip r:embed="rId7"/>
+                    <a:stretch>
+                      <a:fillRect/>
+                    </a:stretch>
+                  </pic:blipFill>
+                  <pic:spPr>
+                    <a:xfrm>
+                      <a:off x="0" y="0"/>
+                      <a:ext cx="3333750" cy="3476625"/>
+                    </a:xfrm>
+                    <a:prstGeom prst="rect">
+                      <a:avLst/>
+                    </a:prstGeom>
+                  </pic:spPr>
+                </pic:pic>
+              </a:graphicData>
+            </a:graphic>
+          </wp:inline>
+        </w:drawing>
+      </w:r>
+      <w:r>
+        <w:rPr>
+          <w:noProof/>
+        </w:rPr>
+        <w:drawing>
+          <wp:inline distT="0" distB="0" distL="0" distR="0" wp14:anchorId="7300F7DF" wp14:editId="79AC151E">
+            <wp:extent cx="2590800" cy="1943100"/>
+            <wp:effectExtent l="0" t="0" r="0" b="0"/>
+            <wp:docPr id="5" name="Picture 5"/>
+            <wp:cNvGraphicFramePr>
+              <a:graphicFrameLocks xmlns:a="http://schemas.openxmlformats.org/drawingml/2006/main" noChangeAspect="1"/>
+            </wp:cNvGraphicFramePr>
+            <a:graphic xmlns:a="http://schemas.openxmlformats.org/drawingml/2006/main">
+              <a:graphicData uri="http://schemas.openxmlformats.org/drawingml/2006/picture">
+                <pic:pic xmlns:pic="http://schemas.openxmlformats.org/drawingml/2006/picture">
+                  <pic:nvPicPr>
+                    <pic:cNvPr id="1" name=""/>
+                    <pic:cNvPicPr/>
+                  </pic:nvPicPr>
+                  <pic:blipFill>
+                    <a:blip r:embed="rId8"/>
+                    <a:stretch>
+                      <a:fillRect/>
+                    </a:stretch>
+                  </pic:blipFill>
+                  <pic:spPr>
+                    <a:xfrm>
+                      <a:off x="0" y="0"/>
+                      <a:ext cx="2590800" cy="1943100"/>
                     </a:xfrm>
                     <a:prstGeom prst="rect">
                       <a:avLst/>

--- a/MyJavaNotes.docx
+++ b/MyJavaNotes.docx
@@ -233,6 +233,53 @@
                     <a:xfrm>
                       <a:off x="0" y="0"/>
                       <a:ext cx="2590800" cy="1943100"/>
+                    </a:xfrm>
+                    <a:prstGeom prst="rect">
+                      <a:avLst/>
+                    </a:prstGeom>
+                  </pic:spPr>
+                </pic:pic>
+              </a:graphicData>
+            </a:graphic>
+          </wp:inline>
+        </w:drawing>
+      </w:r>
+    </w:p>
+    <w:p>
+      <w:pPr>
+        <w:rPr>
+          <w:lang w:val="en-US"/>
+        </w:rPr>
+      </w:pPr>
+      <w:r>
+        <w:rPr>
+          <w:noProof/>
+        </w:rPr>
+        <w:drawing>
+          <wp:inline distT="0" distB="0" distL="0" distR="0" wp14:anchorId="7A360278" wp14:editId="0509A1F2">
+            <wp:extent cx="6772275" cy="3609975"/>
+            <wp:effectExtent l="0" t="0" r="9525" b="9525"/>
+            <wp:docPr id="6" name="Picture 6"/>
+            <wp:cNvGraphicFramePr>
+              <a:graphicFrameLocks xmlns:a="http://schemas.openxmlformats.org/drawingml/2006/main" noChangeAspect="1"/>
+            </wp:cNvGraphicFramePr>
+            <a:graphic xmlns:a="http://schemas.openxmlformats.org/drawingml/2006/main">
+              <a:graphicData uri="http://schemas.openxmlformats.org/drawingml/2006/picture">
+                <pic:pic xmlns:pic="http://schemas.openxmlformats.org/drawingml/2006/picture">
+                  <pic:nvPicPr>
+                    <pic:cNvPr id="1" name=""/>
+                    <pic:cNvPicPr/>
+                  </pic:nvPicPr>
+                  <pic:blipFill>
+                    <a:blip r:embed="rId9"/>
+                    <a:stretch>
+                      <a:fillRect/>
+                    </a:stretch>
+                  </pic:blipFill>
+                  <pic:spPr>
+                    <a:xfrm>
+                      <a:off x="0" y="0"/>
+                      <a:ext cx="6772275" cy="3609975"/>
                     </a:xfrm>
                     <a:prstGeom prst="rect">
                       <a:avLst/>
